--- a/en/discovery-articles/1.10 Metallurgy.docx
+++ b/en/discovery-articles/1.10 Metallurgy.docx
@@ -258,7 +258,7 @@
           <w:i w:val="0"/>
           <w:sz w:val="22"/>
         </w:rPr>
-        <w:t>Metallurgy is applied chemistry and heat control. Smelting strips oxygen from ore so metal appears. Alloying changes hardness; quenching and tempering rearrange steel's microstructure. Charcoal and later coal supplied carbon and heat. Smiths measured without modern thermometers - by glow colour and behaviour under the hammer. Modern materials science still formalises what the forge taught.</w:t>
+        <w:t>Metallurgy is applied chemistry and heat control. Smelting strips oxygen from ore so metal appears. Alloying changes hardness; quenching (cooling hot metal quickly) and tempering (reheating it gently) rearrange steel's inner structure. Charcoal and later coal supplied carbon and heat. Smiths measured without modern thermometers - by glow colour and behaviour under the hammer. Modern materials science still formalises what the forge taught.</w:t>
       </w:r>
     </w:p>
     <w:p>

--- a/en/discovery-articles/1.10 Metallurgy.docx
+++ b/en/discovery-articles/1.10 Metallurgy.docx
@@ -346,7 +346,7 @@
           <w:color w:val="004E8C"/>
           <w:sz w:val="24"/>
         </w:rPr>
-        <w:t>A. Books and major scholarly works</w:t>
+        <w:t>Books and major scholarly works</w:t>
       </w:r>
     </w:p>
     <w:p>
@@ -385,7 +385,7 @@
           <w:color w:val="004E8C"/>
           <w:sz w:val="24"/>
         </w:rPr>
-        <w:t>C. Institutional and encyclopedic sources</w:t>
+        <w:t>Institutional and encyclopedic sources</w:t>
       </w:r>
     </w:p>
     <w:p>
@@ -466,7 +466,7 @@
           <w:color w:val="004E8C"/>
           <w:sz w:val="24"/>
         </w:rPr>
-        <w:t>J. Press, popular science, and general reference</w:t>
+        <w:t>Press, popular science, and general reference</w:t>
       </w:r>
     </w:p>
     <w:p>
